--- a/Sources/Modern Clipboard Quick Start.docx
+++ b/Sources/Modern Clipboard Quick Start.docx
@@ -551,7 +551,7 @@
         <w:t xml:space="preserve">Preserve formatting when pasting</w:t>
       </w:r>
       <w:r>
-        <w:t xml:space="preserve"> is enabled in Preferences. Need plain text instead? Hold </w:t>
+        <w:t xml:space="preserve"> is enabled in Preferences. Want it to match the destination's existing style instead? Hold </w:t>
       </w:r>
       <w:r>
         <w:rPr>
@@ -561,7 +561,7 @@
         <w:t xml:space="preserve">⌥ Option</w:t>
       </w:r>
       <w:r>
-        <w:t xml:space="preserve"> (configurable) while pasting from the popup.</w:t>
+        <w:t xml:space="preserve"> (configurable) while pasting from the popup — this pastes plain text that takes on the formatting already in place where you're pasting.</w:t>
       </w:r>
     </w:p>
     <w:p>
@@ -973,7 +973,7 @@
       <w:r>
         <w:t xml:space="preserve">For the full feature reference, see the </w:t>
       </w:r>
-      <w:hyperlink w:history="1" r:id="rIddtz-rkonw3oo2ukbrdajc">
+      <w:hyperlink w:history="1" r:id="rIdb5vlwbu3go2xdi-tinpv1">
         <w:r>
           <w:rPr>
             <w:rStyle w:val="Hyperlink"/>
